--- a/pr-preview/pr-145/chapters/teaching-tracked-changes.docx
+++ b/pr-preview/pr-145/chapters/teaching-tracked-changes.docx
@@ -26,7 +26,7 @@
       </w:pPr>
       <w:ins w:id="2" w:author="PR Preview" w:date="2026-01-01T00:00:00Z">
         <w:r>
-          <w:t xml:space="preserve">Last modified: 2026-10-08 23:23:25 (PDT)</w:t>
+          <w:t xml:space="preserve">Last modified: 2026-10-08 23:34:58 (PDT)</w:t>
         </w:r>
       </w:ins>
     </w:p>
@@ -1708,7 +1708,7 @@
       </w:r>
     </w:p>
     <w:bookmarkEnd w:id="22"/>
-    <w:bookmarkStart w:id="25" w:name="Xf27331f4c36c8d578e5fa29a37312484cc3343a"/>
+    <w:bookmarkStart w:id="26" w:name="Xf27331f4c36c8d578e5fa29a37312484cc3343a"/>
     <w:p>
       <w:pPr>
         <w:pStyle w:val="Heading2"/>
@@ -1832,7 +1832,7 @@
       </w:pPr>
       <w:ins w:id="15" w:author="PR Preview" w:date="2026-01-01T00:00:00Z">
         <w:r>
-          <w:t xml:space="preserve">When a lab follows a textbook’s lab, use the book’s exercises and data, in the book’s order.</w:t>
+          <w:t xml:space="preserve">When a lab follows a textbook’s lab, use the book’s exercises, data and fitting functions,</w:t>
         </w:r>
       </w:ins>
       <w:ins w:id="16" w:author="PR Preview" w:date="2026-01-01T00:00:00Z">
@@ -1842,41 +1842,35 @@
       </w:ins>
       <w:ins w:id="17" w:author="PR Preview" w:date="2026-01-01T00:00:00Z">
         <w:r>
-          <w:t xml:space="preserve">If an exercise departs from the book, say why in the lab.</w:t>
+          <w:t xml:space="preserve">in the book’s order.</w:t>
         </w:r>
       </w:ins>
-    </w:p>
-    <w:p>
-      <w:pPr>
-        <w:pStyle w:val="Compact"/>
-        <w:numPr>
-          <w:ilvl w:val="0"/>
-          <w:numId w:val="1005"/>
-        </w:numPr>
-      </w:pPr>
       <w:ins w:id="18" w:author="PR Preview" w:date="2026-01-01T00:00:00Z">
         <w:r>
-          <w:t xml:space="preserve">Never throw away an exercise you replace.</w:t>
+          <w:t xml:space="preserve"> </w:t>
         </w:r>
       </w:ins>
       <w:ins w:id="19" w:author="PR Preview" w:date="2026-01-01T00:00:00Z">
         <w:r>
-          <w:t xml:space="preserve"> </w:t>
+          <w:t xml:space="preserve">For the ISL labs, fit Python models with</w:t>
         </w:r>
       </w:ins>
       <w:ins w:id="20" w:author="PR Preview" w:date="2026-01-01T00:00:00Z">
         <w:r>
-          <w:t xml:space="preserve">Either keep both exercises,</w:t>
+          <w:t xml:space="preserve"> </w:t>
         </w:r>
       </w:ins>
       <w:ins w:id="21" w:author="PR Preview" w:date="2026-01-01T00:00:00Z">
         <w:r>
-          <w:t xml:space="preserve"> </w:t>
+          <w:rPr>
+            <w:rStyle w:val="VerbatimChar"/>
+          </w:rPr>
+          <w:t xml:space="preserve">statsmodels</w:t>
         </w:r>
       </w:ins>
       <w:ins w:id="22" w:author="PR Preview" w:date="2026-01-01T00:00:00Z">
         <w:r>
-          <w:t xml:space="preserve">or keep the replaced one as an outtake:</w:t>
+          <w:t xml:space="preserve">’</w:t>
         </w:r>
       </w:ins>
       <w:ins w:id="23" w:author="PR Preview" w:date="2026-01-01T00:00:00Z">
@@ -1886,6 +1880,93 @@
       </w:ins>
       <w:ins w:id="24" w:author="PR Preview" w:date="2026-01-01T00:00:00Z">
         <w:r>
+          <w:rPr>
+            <w:rStyle w:val="VerbatimChar"/>
+          </w:rPr>
+          <w:t xml:space="preserve">sm.OLS</w:t>
+        </w:r>
+      </w:ins>
+      <w:ins w:id="25" w:author="PR Preview" w:date="2026-01-01T00:00:00Z">
+        <w:r>
+          <w:t xml:space="preserve">, as</w:t>
+        </w:r>
+      </w:ins>
+      <w:ins w:id="26" w:author="PR Preview" w:date="2026-01-01T00:00:00Z">
+        <w:r>
+          <w:t xml:space="preserve"> </w:t>
+        </w:r>
+      </w:ins>
+      <w:hyperlink r:id="rId25">
+        <w:ins w:id="27" w:author="PR Preview" w:date="2026-01-01T00:00:00Z">
+          <w:r>
+            <w:rPr>
+              <w:rStyle w:val="Hyperlink"/>
+            </w:rPr>
+            <w:t xml:space="preserve">ISLP_labs</w:t>
+          </w:r>
+        </w:ins>
+      </w:hyperlink>
+      <w:ins w:id="28" w:author="PR Preview" w:date="2026-01-01T00:00:00Z">
+        <w:r>
+          <w:t xml:space="preserve"> </w:t>
+        </w:r>
+      </w:ins>
+      <w:ins w:id="29" w:author="PR Preview" w:date="2026-01-01T00:00:00Z">
+        <w:r>
+          <w:t xml:space="preserve">does.</w:t>
+        </w:r>
+      </w:ins>
+      <w:ins w:id="30" w:author="PR Preview" w:date="2026-01-01T00:00:00Z">
+        <w:r>
+          <w:t xml:space="preserve"> </w:t>
+        </w:r>
+      </w:ins>
+      <w:ins w:id="31" w:author="PR Preview" w:date="2026-01-01T00:00:00Z">
+        <w:r>
+          <w:t xml:space="preserve">If an exercise departs from the book, say why in the lab.</w:t>
+        </w:r>
+      </w:ins>
+    </w:p>
+    <w:p>
+      <w:pPr>
+        <w:pStyle w:val="Compact"/>
+        <w:numPr>
+          <w:ilvl w:val="0"/>
+          <w:numId w:val="1005"/>
+        </w:numPr>
+      </w:pPr>
+      <w:ins w:id="32" w:author="PR Preview" w:date="2026-01-01T00:00:00Z">
+        <w:r>
+          <w:t xml:space="preserve">Never throw away an exercise you replace.</w:t>
+        </w:r>
+      </w:ins>
+      <w:ins w:id="33" w:author="PR Preview" w:date="2026-01-01T00:00:00Z">
+        <w:r>
+          <w:t xml:space="preserve"> </w:t>
+        </w:r>
+      </w:ins>
+      <w:ins w:id="34" w:author="PR Preview" w:date="2026-01-01T00:00:00Z">
+        <w:r>
+          <w:t xml:space="preserve">Either keep both exercises,</w:t>
+        </w:r>
+      </w:ins>
+      <w:ins w:id="35" w:author="PR Preview" w:date="2026-01-01T00:00:00Z">
+        <w:r>
+          <w:t xml:space="preserve"> </w:t>
+        </w:r>
+      </w:ins>
+      <w:ins w:id="36" w:author="PR Preview" w:date="2026-01-01T00:00:00Z">
+        <w:r>
+          <w:t xml:space="preserve">or keep the replaced one as an outtake:</w:t>
+        </w:r>
+      </w:ins>
+      <w:ins w:id="37" w:author="PR Preview" w:date="2026-01-01T00:00:00Z">
+        <w:r>
+          <w:t xml:space="preserve"> </w:t>
+        </w:r>
+      </w:ins>
+      <w:ins w:id="38" w:author="PR Preview" w:date="2026-01-01T00:00:00Z">
+        <w:r>
           <w:t xml:space="preserve">leave its file in place and stop including it.</w:t>
         </w:r>
       </w:ins>
@@ -1926,8 +2007,8 @@
         <w:t xml:space="preserve">so setup steps must work on a shared or hosted machine.</w:t>
       </w:r>
     </w:p>
-    <w:bookmarkEnd w:id="25"/>
-    <w:bookmarkStart w:id="26" w:name="make-figures-accessible"/>
+    <w:bookmarkEnd w:id="26"/>
+    <w:bookmarkStart w:id="27" w:name="make-figures-accessible"/>
     <w:p>
       <w:pPr>
         <w:pStyle w:val="Heading2"/>
@@ -2062,8 +2143,8 @@
         <w:t xml:space="preserve">(observed when rendering lecture notes to PDF).</w:t>
       </w:r>
     </w:p>
-    <w:bookmarkEnd w:id="26"/>
-    <w:bookmarkStart w:id="28" w:name="structure-slides-for-the-reader"/>
+    <w:bookmarkEnd w:id="27"/>
+    <w:bookmarkStart w:id="29" w:name="structure-slides-for-the-reader"/>
     <w:p>
       <w:pPr>
         <w:pStyle w:val="Heading2"/>
@@ -2122,7 +2203,7 @@
       <w:r>
         <w:t xml:space="preserve"> </w:t>
       </w:r>
-      <w:hyperlink r:id="rId27">
+      <w:hyperlink r:id="rId28">
         <w:r>
           <w:rPr>
             <w:rStyle w:val="Hyperlink"/>
@@ -2362,8 +2443,8 @@
         <w:t xml:space="preserve">Put a slide break after the heading and move the text onto content slides.</w:t>
       </w:r>
     </w:p>
-    <w:bookmarkEnd w:id="28"/>
-    <w:bookmarkStart w:id="32" w:name="Xcb579568ef754486ebde8b41ba4528bdf380eec"/>
+    <w:bookmarkEnd w:id="29"/>
+    <w:bookmarkStart w:id="33" w:name="Xcb579568ef754486ebde8b41ba4528bdf380eec"/>
     <w:p>
       <w:pPr>
         <w:pStyle w:val="Heading2"/>
@@ -2422,7 +2503,7 @@
       <w:r>
         <w:t xml:space="preserve"> </w:t>
       </w:r>
-      <w:hyperlink r:id="rId29">
+      <w:hyperlink r:id="rId30">
         <w:r>
           <w:rPr>
             <w:rStyle w:val="Hyperlink"/>
@@ -2478,7 +2559,7 @@
       <w:r>
         <w:t xml:space="preserve"> </w:t>
       </w:r>
-      <w:hyperlink r:id="rId30">
+      <w:hyperlink r:id="rId31">
         <w:r>
           <w:rPr>
             <w:rStyle w:val="Hyperlink"/>
@@ -2507,7 +2588,7 @@
       <w:r>
         <w:t xml:space="preserve"> </w:t>
       </w:r>
-      <w:hyperlink r:id="rId31">
+      <w:hyperlink r:id="rId32">
         <w:r>
           <w:rPr>
             <w:rStyle w:val="Hyperlink"/>
@@ -2540,8 +2621,8 @@
         <w:t xml:space="preserve">because a bare citation key renders as the author list.</w:t>
       </w:r>
     </w:p>
-    <w:bookmarkEnd w:id="32"/>
-    <w:bookmarkStart w:id="41" w:name="rules-that-apply-to-all-writing"/>
+    <w:bookmarkEnd w:id="33"/>
+    <w:bookmarkStart w:id="42" w:name="rules-that-apply-to-all-writing"/>
     <w:p>
       <w:pPr>
         <w:pStyle w:val="Heading2"/>
@@ -2566,7 +2647,7 @@
           <w:numId w:val="1009"/>
         </w:numPr>
       </w:pPr>
-      <w:hyperlink r:id="rId33">
+      <w:hyperlink r:id="rId34">
         <w:r>
           <w:rPr>
             <w:rStyle w:val="Hyperlink"/>
@@ -2586,7 +2667,7 @@
           <w:numId w:val="1009"/>
         </w:numPr>
       </w:pPr>
-      <w:hyperlink r:id="rId34">
+      <w:hyperlink r:id="rId35">
         <w:r>
           <w:rPr>
             <w:rStyle w:val="Hyperlink"/>
@@ -2609,7 +2690,7 @@
           <w:numId w:val="1009"/>
         </w:numPr>
       </w:pPr>
-      <w:hyperlink r:id="rId35">
+      <w:hyperlink r:id="rId36">
         <w:r>
           <w:rPr>
             <w:rStyle w:val="Hyperlink"/>
@@ -2629,7 +2710,7 @@
           <w:numId w:val="1009"/>
         </w:numPr>
       </w:pPr>
-      <w:hyperlink r:id="rId36">
+      <w:hyperlink r:id="rId37">
         <w:r>
           <w:rPr>
             <w:rStyle w:val="Hyperlink"/>
@@ -2652,7 +2733,7 @@
           <w:numId w:val="1009"/>
         </w:numPr>
       </w:pPr>
-      <w:hyperlink r:id="rId37">
+      <w:hyperlink r:id="rId38">
         <w:r>
           <w:rPr>
             <w:rStyle w:val="Hyperlink"/>
@@ -2664,8 +2745,8 @@
         <w:t xml:space="preserve">.</w:t>
       </w:r>
     </w:p>
-    <w:bookmarkStart w:id="40" w:name="refs"/>
-    <w:bookmarkStart w:id="39" w:name="ref-freeman2014active"/>
+    <w:bookmarkStart w:id="41" w:name="refs"/>
+    <w:bookmarkStart w:id="40" w:name="ref-freeman2014active"/>
     <w:p>
       <w:pPr>
         <w:pStyle w:val="Bibliography"/>
@@ -2698,7 +2779,7 @@
       <w:r>
         <w:t xml:space="preserve"> </w:t>
       </w:r>
-      <w:hyperlink r:id="rId38">
+      <w:hyperlink r:id="rId39">
         <w:r>
           <w:rPr>
             <w:rStyle w:val="Hyperlink"/>
@@ -2710,9 +2791,9 @@
         <w:t xml:space="preserve">.</w:t>
       </w:r>
     </w:p>
-    <w:bookmarkEnd w:id="39"/>
     <w:bookmarkEnd w:id="40"/>
     <w:bookmarkEnd w:id="41"/>
+    <w:bookmarkEnd w:id="42"/>
     <w:sectPr>
       <w:footnotePr>
         <w:numRestart w:val="eachSect"/>

--- a/pr-preview/pr-145/chapters/teaching-tracked-changes.docx
+++ b/pr-preview/pr-145/chapters/teaching-tracked-changes.docx
@@ -26,7 +26,7 @@
       </w:pPr>
       <w:ins w:id="2" w:author="PR Preview" w:date="2026-01-01T00:00:00Z">
         <w:r>
-          <w:t xml:space="preserve">Last modified: 2026-10-08 23:34:58 (PDT)</w:t>
+          <w:t xml:space="preserve">Last modified: 2026-10-08 23:40:46 (PDT)</w:t>
         </w:r>
       </w:ins>
     </w:p>
